--- a/deliverables/Persian_SEO_Publication_Queue/EC-014-محاسبه-دور-و-پیشروی/EC-014-محاسبه-دور-و-پیشروی.docx
+++ b/deliverables/Persian_SEO_Publication_Queue/EC-014-محاسبه-دور-و-پیشروی/EC-014-محاسبه-دور-و-پیشروی.docx
@@ -682,7 +682,7 @@
         </w:rPr>
         <w:t xml:space="preserve">•  </w:t>
       </w:r>
-      <w:hyperlink w:history="1" r:id="rId-heu7-w6vhkhc3nm507j7">
+      <w:hyperlink w:history="1" r:id="rIdhohkeh6t7gpoxysxjuucb">
         <w:r>
           <w:rPr>
             <w:rStyle w:val="Hyperlink"/>
@@ -712,7 +712,7 @@
         </w:rPr>
         <w:t xml:space="preserve">•  </w:t>
       </w:r>
-      <w:hyperlink w:history="1" r:id="rId2unfzujycd3ft15hxpiuh">
+      <w:hyperlink w:history="1" r:id="rIdznwew7timsyrwfbmptzvu">
         <w:r>
           <w:rPr>
             <w:rStyle w:val="Hyperlink"/>
@@ -742,7 +742,7 @@
         </w:rPr>
         <w:t xml:space="preserve">•  </w:t>
       </w:r>
-      <w:hyperlink w:history="1" r:id="rId_kpn0rbm3_p9o5njvb-d8">
+      <w:hyperlink w:history="1" r:id="rIdeiybtbwhlkujjdagvp_hl">
         <w:r>
           <w:rPr>
             <w:rStyle w:val="Hyperlink"/>
@@ -772,7 +772,7 @@
         </w:rPr>
         <w:t xml:space="preserve">•  </w:t>
       </w:r>
-      <w:hyperlink w:history="1" r:id="rId7-k_urehtlmb0s1aqnjjt">
+      <w:hyperlink w:history="1" r:id="rId1tqsg76sbof5aqjtmzuqc">
         <w:r>
           <w:rPr>
             <w:rStyle w:val="Hyperlink"/>
@@ -802,7 +802,7 @@
         </w:rPr>
         <w:t xml:space="preserve">•  </w:t>
       </w:r>
-      <w:hyperlink w:history="1" r:id="rIdu9idhd385enedx70f0fet">
+      <w:hyperlink w:history="1" r:id="rIdeelhtfchccmcgohw0dlqd">
         <w:r>
           <w:rPr>
             <w:rStyle w:val="Hyperlink"/>
@@ -852,7 +852,7 @@
         </w:rPr>
         <w:t xml:space="preserve">•  </w:t>
       </w:r>
-      <w:hyperlink w:history="1" r:id="rIdapuqiaaiahp1isryvios5">
+      <w:hyperlink w:history="1" r:id="rIdplec7r3mmphppazgvfvv3">
         <w:r>
           <w:rPr>
             <w:rStyle w:val="Hyperlink"/>
@@ -882,7 +882,7 @@
         </w:rPr>
         <w:t xml:space="preserve">•  </w:t>
       </w:r>
-      <w:hyperlink w:history="1" r:id="rIdunprbdcme_duank9nss7_">
+      <w:hyperlink w:history="1" r:id="rId0hkgehlbkolasdenenf_n">
         <w:r>
           <w:rPr>
             <w:rStyle w:val="Hyperlink"/>
@@ -1031,7 +1031,7 @@
         </w:rPr>
         <w:t xml:space="preserve">برای آشنایی کلی با پارامترهای برش در کنار سایر مفاهیم ماشین‌کاری، </w:t>
       </w:r>
-      <w:hyperlink w:history="1" r:id="rIdlojjhsddv9b8htw7axyjd">
+      <w:hyperlink w:history="1" r:id="rIdq8w09tmgll8uw72zaw6bg">
         <w:r>
           <w:rPr>
             <w:rStyle w:val="Hyperlink"/>
@@ -2772,7 +2772,7 @@
         </w:rPr>
         <w:t xml:space="preserve"> نوشته شوند. برای معنای کد M03 به </w:t>
       </w:r>
-      <w:hyperlink w:history="1" r:id="rIdhsbfh2zcjab7499tm-wtw">
+      <w:hyperlink w:history="1" r:id="rIdxzmnuuvuglzsgnhg7tyse">
         <w:r>
           <w:rPr>
             <w:rStyle w:val="Hyperlink"/>
@@ -2970,7 +2970,7 @@
         </w:rPr>
         <w:t xml:space="preserve">برای آشنایی با عملیات و اجزای تراش، </w:t>
       </w:r>
-      <w:hyperlink w:history="1" r:id="rIdig2devrfsbwokwukiwuwj">
+      <w:hyperlink w:history="1" r:id="rIdswxqzuya3ypizheatz7al">
         <w:r>
           <w:rPr>
             <w:rStyle w:val="Hyperlink"/>
@@ -4569,7 +4569,7 @@
         </w:rPr>
         <w:t xml:space="preserve">همیشه از داده سازنده ابزار شروع کنید، محاسبه را برای ماشین خود اصلاح کنید و پارامترهای موفق را ثبت کنید تا دفعه بعد از نقطه بهتری شروع کنید. برای آشنایی بیشتر با خود دستگاه، </w:t>
       </w:r>
-      <w:hyperlink w:history="1" r:id="rIdibnn84tvjyte5ozdzormk">
+      <w:hyperlink w:history="1" r:id="rId99jx9rxtnlkmwth0zearw">
         <w:r>
           <w:rPr>
             <w:rStyle w:val="Hyperlink"/>
